--- a/public/CV/CV.docx
+++ b/public/CV/CV.docx
@@ -521,7 +521,7 @@
               </wp:anchor>
             </w:drawing>
           </mc:Choice>
-          <mc:Fallback xmlns:wpsCustomData="http://www.wps.cn/officeDocument/2013/wpsCustomData" xmlns:w15="http://schemas.microsoft.com/office/word/2012/wordml" xmlns:cx8="http://schemas.microsoft.com/office/drawing/2016/5/14/chartex" xmlns:cx7="http://schemas.microsoft.com/office/drawing/2016/5/13/chartex" xmlns:cx6="http://schemas.microsoft.com/office/drawing/2016/5/12/chartex" xmlns:cx5="http://schemas.microsoft.com/office/drawing/2016/5/11/chartex" xmlns:cx4="http://schemas.microsoft.com/office/drawing/2016/5/10/chartex" xmlns:cx3="http://schemas.microsoft.com/office/drawing/2016/5/9/chartex" xmlns:cx2="http://schemas.microsoft.com/office/drawing/2015/10/21/chartex" xmlns:cx1="http://schemas.microsoft.com/office/drawing/2015/9/8/chartex" xmlns:cx="http://schemas.microsoft.com/office/drawing/2014/chartex">
+          <mc:Fallback xmlns:cx="http://schemas.microsoft.com/office/drawing/2014/chartex" xmlns:cx1="http://schemas.microsoft.com/office/drawing/2015/9/8/chartex" xmlns:cx2="http://schemas.microsoft.com/office/drawing/2015/10/21/chartex" xmlns:cx3="http://schemas.microsoft.com/office/drawing/2016/5/9/chartex" xmlns:cx4="http://schemas.microsoft.com/office/drawing/2016/5/10/chartex" xmlns:cx5="http://schemas.microsoft.com/office/drawing/2016/5/11/chartex" xmlns:cx6="http://schemas.microsoft.com/office/drawing/2016/5/12/chartex" xmlns:cx7="http://schemas.microsoft.com/office/drawing/2016/5/13/chartex" xmlns:cx8="http://schemas.microsoft.com/office/drawing/2016/5/14/chartex" xmlns:w15="http://schemas.microsoft.com/office/word/2012/wordml" xmlns:wpsCustomData="http://www.wps.cn/officeDocument/2013/wpsCustomData">
             <w:pict>
               <v:shape id="Graphic 7" o:spid="_x0000_s1026" o:spt="100" style="position:absolute;left:0pt;margin-left:43.65pt;margin-top:3.25pt;height:1.45pt;width:504.75pt;mso-position-horizontal-relative:page;mso-wrap-distance-bottom:0pt;mso-wrap-distance-top:0pt;z-index:-251657216;mso-width-relative:page;mso-height-relative:page;" fillcolor="#000000" filled="t" stroked="f" coordsize="6410325,18415" o:gfxdata="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" path="m6410325,0l0,0,0,18412,6410325,18412,6410325,0xe">
                 <v:fill on="t" focussize="0,0"/>
@@ -649,12 +649,26 @@
           <w:b/>
           <w:sz w:val="21"/>
         </w:rPr>
-        <w:t>API and LLM integration</w:t>
-      </w:r>
-      <w:r>
-        <w:rPr>
+        <w:t xml:space="preserve">Python, </w:t>
+      </w:r>
+      <w:r>
+        <w:rPr>
+          <w:b/>
           <w:sz w:val="21"/>
         </w:rPr>
+        <w:t>A</w:t>
+      </w:r>
+      <w:r>
+        <w:rPr>
+          <w:b/>
+          <w:sz w:val="21"/>
+        </w:rPr>
+        <w:t>PI and LLM integration</w:t>
+      </w:r>
+      <w:r>
+        <w:rPr>
+          <w:sz w:val="21"/>
+        </w:rPr>
         <w:t xml:space="preserve">, </w:t>
       </w:r>
       <w:r>
@@ -670,32 +684,28 @@
         </w:rPr>
         <w:t xml:space="preserve">, </w:t>
       </w:r>
+      <w:proofErr w:type="spellStart"/>
       <w:r>
         <w:rPr>
           <w:b/>
           <w:sz w:val="21"/>
         </w:rPr>
-        <w:t xml:space="preserve">RAG </w:t>
-      </w:r>
-      <w:r>
-        <w:rPr>
+        <w:t>agent</w:t>
+      </w:r>
+      <w:r>
+        <w:rPr>
+          <w:b/>
           <w:sz w:val="21"/>
         </w:rPr>
-        <w:t>and</w:t>
-      </w:r>
+        <w:t>ic</w:t>
+      </w:r>
+      <w:proofErr w:type="spellEnd"/>
       <w:r>
         <w:rPr>
           <w:b/>
           <w:sz w:val="21"/>
         </w:rPr>
-        <w:t xml:space="preserve"> mu</w:t>
-      </w:r>
-      <w:r>
-        <w:rPr>
-          <w:b/>
-          <w:sz w:val="21"/>
-        </w:rPr>
-        <w:t>lti-agent workflows</w:t>
+        <w:t xml:space="preserve"> workflows</w:t>
       </w:r>
       <w:r>
         <w:rPr>
@@ -963,6 +973,8 @@
       <w:r>
         <w:t>PERSONAL PROJECTS</w:t>
       </w:r>
+      <w:bookmarkStart w:id="3" w:name="_GoBack"/>
+      <w:bookmarkEnd w:id="3"/>
     </w:p>
     <w:p>
       <w:pPr>
@@ -1027,8 +1039,9 @@
       <w:r>
         <w:t xml:space="preserve">                           </w:t>
       </w:r>
-      <w:bookmarkStart w:id="3" w:name="_GoBack"/>
-      <w:bookmarkEnd w:id="3"/>
+      <w:r>
+        <w:t xml:space="preserve"> </w:t>
+      </w:r>
       <w:r>
         <w:rPr>
           <w:b w:val="0"/>
@@ -1045,263 +1058,291 @@
     </w:p>
     <w:p>
       <w:pPr>
-        <w:pStyle w:val="NormalWeb"/>
+        <w:pStyle w:val="Heading2"/>
         <w:numPr>
           <w:ilvl w:val="0"/>
-          <w:numId w:val="4"/>
+          <w:numId w:val="5"/>
         </w:numPr>
-        <w:spacing w:before="0" w:beforeAutospacing="0" w:after="0" w:afterAutospacing="0"/>
-        <w:rPr>
-          <w:sz w:val="20"/>
-          <w:szCs w:val="20"/>
-          <w:lang w:val="en-US"/>
-        </w:rPr>
-      </w:pPr>
-      <w:r>
-        <w:rPr>
-          <w:sz w:val="20"/>
-          <w:szCs w:val="20"/>
-          <w:lang w:val="en-US"/>
-        </w:rPr>
-        <w:t>Developed an end-to-end AI analytics platform that transforms natural language input into optimized SQL queries, actionable insights and interactive d</w:t>
-      </w:r>
-      <w:r>
-        <w:rPr>
-          <w:sz w:val="20"/>
-          <w:szCs w:val="20"/>
-          <w:lang w:val="en-US"/>
-        </w:rPr>
-        <w:t xml:space="preserve">ata visualizations for any </w:t>
-      </w:r>
-      <w:r>
-        <w:rPr>
-          <w:sz w:val="20"/>
-          <w:szCs w:val="20"/>
-          <w:lang w:val="en-US"/>
-        </w:rPr>
-        <w:t xml:space="preserve">connected </w:t>
+        <w:tabs>
+          <w:tab w:val="left" w:pos="8346"/>
+        </w:tabs>
+        <w:rPr>
+          <w:rStyle w:val="Strong"/>
+          <w:sz w:val="20"/>
+          <w:szCs w:val="20"/>
+        </w:rPr>
+      </w:pPr>
+      <w:proofErr w:type="gramStart"/>
+      <w:r>
+        <w:rPr>
+          <w:rStyle w:val="Strong"/>
+          <w:sz w:val="20"/>
+          <w:szCs w:val="20"/>
+        </w:rPr>
+        <w:t xml:space="preserve">Built an AI-powered analytics platform that converts natural-language input into optimized SQL, KPI insights, and data visualizations across connected </w:t>
       </w:r>
       <w:proofErr w:type="spellStart"/>
       <w:r>
         <w:rPr>
-          <w:b/>
-          <w:sz w:val="20"/>
-          <w:szCs w:val="20"/>
-          <w:lang w:val="en-US"/>
+          <w:rStyle w:val="Strong"/>
+          <w:b/>
+          <w:sz w:val="20"/>
+          <w:szCs w:val="20"/>
         </w:rPr>
         <w:t>Supabase</w:t>
       </w:r>
       <w:proofErr w:type="spellEnd"/>
       <w:r>
         <w:rPr>
-          <w:sz w:val="20"/>
-          <w:szCs w:val="20"/>
-          <w:lang w:val="en-US"/>
-        </w:rPr>
-        <w:t xml:space="preserve"> environment</w:t>
-      </w:r>
-    </w:p>
-    <w:p>
-      <w:pPr>
-        <w:pStyle w:val="NormalWeb"/>
+          <w:rStyle w:val="Strong"/>
+          <w:sz w:val="20"/>
+          <w:szCs w:val="20"/>
+        </w:rPr>
+        <w:t xml:space="preserve"> environments using </w:t>
+      </w:r>
+      <w:r>
+        <w:rPr>
+          <w:rStyle w:val="Strong"/>
+          <w:b/>
+          <w:sz w:val="20"/>
+          <w:szCs w:val="20"/>
+        </w:rPr>
+        <w:t>MCP</w:t>
+      </w:r>
+      <w:r>
+        <w:rPr>
+          <w:rStyle w:val="Strong"/>
+          <w:sz w:val="20"/>
+          <w:szCs w:val="20"/>
+        </w:rPr>
+        <w:t>-based schema and query access.</w:t>
+      </w:r>
+      <w:proofErr w:type="gramEnd"/>
+    </w:p>
+    <w:p>
+      <w:pPr>
+        <w:pStyle w:val="Heading2"/>
         <w:numPr>
           <w:ilvl w:val="0"/>
-          <w:numId w:val="4"/>
+          <w:numId w:val="5"/>
         </w:numPr>
-        <w:spacing w:before="0" w:beforeAutospacing="0" w:after="0" w:afterAutospacing="0"/>
-        <w:rPr>
-          <w:sz w:val="20"/>
-          <w:szCs w:val="20"/>
-        </w:rPr>
-      </w:pPr>
-      <w:r>
-        <w:rPr>
-          <w:sz w:val="20"/>
-          <w:szCs w:val="20"/>
-        </w:rPr>
-        <w:t xml:space="preserve">Enabled secure schema extraction and query execution via </w:t>
-      </w:r>
-      <w:r>
-        <w:rPr>
-          <w:b/>
-          <w:sz w:val="20"/>
-          <w:szCs w:val="20"/>
-        </w:rPr>
-        <w:t>MCP</w:t>
-      </w:r>
-      <w:r>
-        <w:rPr>
-          <w:sz w:val="20"/>
-          <w:szCs w:val="20"/>
-        </w:rPr>
-        <w:t xml:space="preserve"> connectivity</w:t>
-      </w:r>
-    </w:p>
-    <w:p>
-      <w:pPr>
-        <w:pStyle w:val="NormalWeb"/>
+        <w:tabs>
+          <w:tab w:val="left" w:pos="8346"/>
+        </w:tabs>
+        <w:rPr>
+          <w:rStyle w:val="Strong"/>
+          <w:sz w:val="20"/>
+          <w:szCs w:val="20"/>
+        </w:rPr>
+      </w:pPr>
+      <w:proofErr w:type="gramStart"/>
+      <w:r>
+        <w:rPr>
+          <w:rStyle w:val="Strong"/>
+          <w:sz w:val="20"/>
+          <w:szCs w:val="20"/>
+        </w:rPr>
+        <w:t xml:space="preserve">Orchestrated a multi-agent backend for metadata-aware SQL generation, chart creation, and KPI recommendations, with </w:t>
+      </w:r>
+      <w:proofErr w:type="spellStart"/>
+      <w:r>
+        <w:rPr>
+          <w:rStyle w:val="Strong"/>
+          <w:b/>
+          <w:sz w:val="20"/>
+          <w:szCs w:val="20"/>
+        </w:rPr>
+        <w:t>Redis</w:t>
+      </w:r>
+      <w:proofErr w:type="spellEnd"/>
+      <w:r>
+        <w:rPr>
+          <w:rStyle w:val="Strong"/>
+          <w:sz w:val="20"/>
+          <w:szCs w:val="20"/>
+        </w:rPr>
+        <w:t xml:space="preserve"> caching and </w:t>
+      </w:r>
+      <w:r>
+        <w:rPr>
+          <w:rStyle w:val="Strong"/>
+          <w:b/>
+          <w:sz w:val="20"/>
+          <w:szCs w:val="20"/>
+        </w:rPr>
+        <w:t>SQS</w:t>
+      </w:r>
+      <w:r>
+        <w:rPr>
+          <w:rStyle w:val="Strong"/>
+          <w:sz w:val="20"/>
+          <w:szCs w:val="20"/>
+        </w:rPr>
+        <w:t xml:space="preserve">-based </w:t>
+      </w:r>
+      <w:r>
+        <w:rPr>
+          <w:rStyle w:val="Strong"/>
+          <w:b/>
+          <w:sz w:val="20"/>
+          <w:szCs w:val="20"/>
+        </w:rPr>
+        <w:t>asynchronous processing</w:t>
+      </w:r>
+      <w:r>
+        <w:rPr>
+          <w:rStyle w:val="Strong"/>
+          <w:sz w:val="20"/>
+          <w:szCs w:val="20"/>
+        </w:rPr>
+        <w:t xml:space="preserve"> for scalable workloads.</w:t>
+      </w:r>
+      <w:proofErr w:type="gramEnd"/>
+    </w:p>
+    <w:p>
+      <w:pPr>
+        <w:pStyle w:val="Heading2"/>
         <w:numPr>
           <w:ilvl w:val="0"/>
-          <w:numId w:val="4"/>
+          <w:numId w:val="5"/>
         </w:numPr>
-        <w:spacing w:before="0" w:beforeAutospacing="0" w:after="0" w:afterAutospacing="0"/>
-        <w:rPr>
-          <w:sz w:val="20"/>
-          <w:szCs w:val="20"/>
-        </w:rPr>
-      </w:pPr>
-      <w:r>
-        <w:rPr>
-          <w:sz w:val="20"/>
-          <w:szCs w:val="20"/>
-        </w:rPr>
-        <w:t>Orchestrated a multi-agent backend for SQL and chart generation, KPI recommendations and metadata-aware reasoning</w:t>
-      </w:r>
-    </w:p>
-    <w:p>
-      <w:pPr>
-        <w:pStyle w:val="NormalWeb"/>
-        <w:numPr>
-          <w:ilvl w:val="0"/>
-          <w:numId w:val="4"/>
-        </w:numPr>
-        <w:spacing w:before="0" w:beforeAutospacing="0" w:after="0" w:afterAutospacing="0"/>
-        <w:rPr>
-          <w:sz w:val="20"/>
-          <w:szCs w:val="20"/>
-        </w:rPr>
-      </w:pPr>
-      <w:r>
-        <w:rPr>
-          <w:sz w:val="20"/>
-          <w:szCs w:val="20"/>
-        </w:rPr>
-        <w:t xml:space="preserve">Set up </w:t>
+        <w:tabs>
+          <w:tab w:val="left" w:pos="8346"/>
+        </w:tabs>
+        <w:rPr>
+          <w:rStyle w:val="Strong"/>
+          <w:bCs/>
+          <w:sz w:val="20"/>
+        </w:rPr>
+      </w:pPr>
+      <w:proofErr w:type="gramStart"/>
+      <w:r>
+        <w:rPr>
+          <w:rStyle w:val="Strong"/>
+          <w:sz w:val="20"/>
+          <w:szCs w:val="20"/>
+        </w:rPr>
+        <w:t xml:space="preserve">Deployed a </w:t>
       </w:r>
       <w:proofErr w:type="spellStart"/>
       <w:r>
         <w:rPr>
-          <w:b/>
-          <w:sz w:val="20"/>
-          <w:szCs w:val="20"/>
-        </w:rPr>
-        <w:t>Redis</w:t>
+          <w:rStyle w:val="Strong"/>
+          <w:sz w:val="20"/>
+          <w:szCs w:val="20"/>
+        </w:rPr>
+        <w:t>serverless</w:t>
       </w:r>
       <w:proofErr w:type="spellEnd"/>
       <w:r>
         <w:rPr>
-          <w:sz w:val="20"/>
-          <w:szCs w:val="20"/>
-        </w:rPr>
-        <w:t xml:space="preserve"> caching and </w:t>
-      </w:r>
-      <w:r>
-        <w:rPr>
-          <w:b/>
-          <w:sz w:val="20"/>
-          <w:szCs w:val="20"/>
-        </w:rPr>
-        <w:t>SQS</w:t>
-      </w:r>
-      <w:r>
-        <w:rPr>
-          <w:sz w:val="20"/>
-          <w:szCs w:val="20"/>
-        </w:rPr>
-        <w:t xml:space="preserve">-based </w:t>
+          <w:rStyle w:val="Strong"/>
+          <w:sz w:val="20"/>
+          <w:szCs w:val="20"/>
+        </w:rPr>
+        <w:t xml:space="preserve"> </w:t>
+      </w:r>
+      <w:r>
+        <w:rPr>
+          <w:rStyle w:val="Strong"/>
+          <w:b/>
+          <w:sz w:val="20"/>
+          <w:szCs w:val="20"/>
+        </w:rPr>
+        <w:t>AWS</w:t>
+      </w:r>
+      <w:r>
+        <w:rPr>
+          <w:rStyle w:val="Strong"/>
+          <w:sz w:val="20"/>
+          <w:szCs w:val="20"/>
+        </w:rPr>
+        <w:t xml:space="preserve"> architecture using </w:t>
+      </w:r>
+      <w:r>
+        <w:rPr>
+          <w:rStyle w:val="Strong"/>
+          <w:b/>
+          <w:sz w:val="20"/>
+          <w:szCs w:val="20"/>
+        </w:rPr>
+        <w:t>Lambda</w:t>
+      </w:r>
+      <w:r>
+        <w:rPr>
+          <w:rStyle w:val="Strong"/>
+          <w:sz w:val="20"/>
+          <w:szCs w:val="20"/>
+        </w:rPr>
+        <w:t xml:space="preserve">, </w:t>
+      </w:r>
+      <w:r>
+        <w:rPr>
+          <w:rStyle w:val="Strong"/>
+          <w:b/>
+          <w:sz w:val="20"/>
+          <w:szCs w:val="20"/>
+        </w:rPr>
+        <w:t>API Gateway</w:t>
+      </w:r>
+      <w:r>
+        <w:rPr>
+          <w:rStyle w:val="Strong"/>
+          <w:sz w:val="20"/>
+          <w:szCs w:val="20"/>
+        </w:rPr>
+        <w:t xml:space="preserve">, </w:t>
+      </w:r>
+      <w:r>
+        <w:rPr>
+          <w:rStyle w:val="Strong"/>
+          <w:b/>
+          <w:sz w:val="20"/>
+          <w:szCs w:val="20"/>
+        </w:rPr>
+        <w:t>S3</w:t>
+      </w:r>
+      <w:r>
+        <w:rPr>
+          <w:rStyle w:val="Strong"/>
+          <w:sz w:val="20"/>
+          <w:szCs w:val="20"/>
+        </w:rPr>
+        <w:t xml:space="preserve">, and </w:t>
       </w:r>
       <w:proofErr w:type="spellStart"/>
       <w:r>
         <w:rPr>
-          <w:sz w:val="20"/>
-          <w:szCs w:val="20"/>
-        </w:rPr>
-        <w:t>async</w:t>
+          <w:rStyle w:val="Strong"/>
+          <w:b/>
+          <w:sz w:val="20"/>
+          <w:szCs w:val="20"/>
+        </w:rPr>
+        <w:t>CloudFront</w:t>
       </w:r>
       <w:proofErr w:type="spellEnd"/>
       <w:r>
         <w:rPr>
-          <w:sz w:val="20"/>
-          <w:szCs w:val="20"/>
-        </w:rPr>
-        <w:t xml:space="preserve"> pipelines to offload heavy workloads from latency-sensitive request flows</w:t>
-      </w:r>
-    </w:p>
-    <w:p>
-      <w:pPr>
-        <w:pStyle w:val="NormalWeb"/>
-        <w:numPr>
-          <w:ilvl w:val="0"/>
-          <w:numId w:val="4"/>
-        </w:numPr>
-        <w:rPr>
-          <w:sz w:val="20"/>
-          <w:szCs w:val="20"/>
-        </w:rPr>
-      </w:pPr>
-      <w:r>
-        <w:rPr>
-          <w:sz w:val="20"/>
-          <w:szCs w:val="20"/>
-        </w:rPr>
-        <w:t xml:space="preserve">Built a scalable </w:t>
+          <w:rStyle w:val="Strong"/>
+          <w:sz w:val="20"/>
+          <w:szCs w:val="20"/>
+        </w:rPr>
+        <w:t xml:space="preserve">, with infrastructure and releases automated through </w:t>
       </w:r>
       <w:proofErr w:type="spellStart"/>
       <w:r>
         <w:rPr>
-          <w:sz w:val="20"/>
-          <w:szCs w:val="20"/>
-        </w:rPr>
-        <w:t>serverless</w:t>
+          <w:rStyle w:val="Strong"/>
+          <w:b/>
+          <w:sz w:val="20"/>
+          <w:szCs w:val="20"/>
+        </w:rPr>
+        <w:t>Terraform</w:t>
       </w:r>
       <w:proofErr w:type="spellEnd"/>
       <w:r>
         <w:rPr>
-          <w:sz w:val="20"/>
-          <w:szCs w:val="20"/>
-        </w:rPr>
-        <w:t xml:space="preserve"> </w:t>
-      </w:r>
-      <w:r>
-        <w:rPr>
-          <w:b/>
-          <w:sz w:val="20"/>
-          <w:szCs w:val="20"/>
-        </w:rPr>
-        <w:t>AWS</w:t>
-      </w:r>
-      <w:r>
-        <w:rPr>
-          <w:sz w:val="20"/>
-          <w:szCs w:val="20"/>
-        </w:rPr>
-        <w:t xml:space="preserve"> architecture via </w:t>
-      </w:r>
-      <w:r>
-        <w:rPr>
-          <w:b/>
-          <w:sz w:val="20"/>
-          <w:szCs w:val="20"/>
-        </w:rPr>
-        <w:t>Lambda</w:t>
-      </w:r>
-      <w:r>
-        <w:rPr>
-          <w:sz w:val="20"/>
-          <w:szCs w:val="20"/>
-        </w:rPr>
-        <w:t xml:space="preserve">, API Gateway, </w:t>
-      </w:r>
-      <w:r>
-        <w:rPr>
-          <w:b/>
-          <w:sz w:val="20"/>
-          <w:szCs w:val="20"/>
-        </w:rPr>
-        <w:t>S3</w:t>
-      </w:r>
-      <w:r>
-        <w:rPr>
+          <w:rStyle w:val="Strong"/>
           <w:sz w:val="20"/>
           <w:szCs w:val="20"/>
         </w:rPr>
@@ -1310,78 +1351,32 @@
       <w:proofErr w:type="spellStart"/>
       <w:r>
         <w:rPr>
-          <w:b/>
-          <w:sz w:val="20"/>
-          <w:szCs w:val="20"/>
-        </w:rPr>
-        <w:t>CloudFront</w:t>
+          <w:rStyle w:val="Strong"/>
+          <w:b/>
+          <w:sz w:val="20"/>
+          <w:szCs w:val="20"/>
+        </w:rPr>
+        <w:t>GitHub</w:t>
       </w:r>
       <w:proofErr w:type="spellEnd"/>
       <w:r>
         <w:rPr>
-          <w:sz w:val="20"/>
-          <w:szCs w:val="20"/>
-        </w:rPr>
-        <w:t xml:space="preserve"> for full-stack deployment</w:t>
-      </w:r>
-    </w:p>
-    <w:p>
-      <w:pPr>
-        <w:widowControl/>
-        <w:numPr>
-          <w:ilvl w:val="0"/>
-          <w:numId w:val="4"/>
-        </w:numPr>
-        <w:autoSpaceDE/>
-        <w:textAlignment w:val="center"/>
-        <w:rPr>
-          <w:sz w:val="20"/>
-          <w:szCs w:val="20"/>
-          <w:lang w:val="en-IN" w:eastAsia="en-IN"/>
-        </w:rPr>
-      </w:pPr>
-      <w:r>
-        <w:rPr>
-          <w:sz w:val="20"/>
-          <w:szCs w:val="20"/>
-        </w:rPr>
-        <w:t xml:space="preserve">Automated infrastructure provisioning and release workflows using </w:t>
-      </w:r>
-      <w:proofErr w:type="spellStart"/>
-      <w:r>
-        <w:rPr>
-          <w:b/>
-          <w:sz w:val="20"/>
-          <w:szCs w:val="20"/>
-        </w:rPr>
-        <w:t>Terraform</w:t>
-      </w:r>
-      <w:proofErr w:type="spellEnd"/>
-      <w:r>
-        <w:rPr>
-          <w:sz w:val="20"/>
-          <w:szCs w:val="20"/>
-        </w:rPr>
-        <w:t xml:space="preserve"> and </w:t>
-      </w:r>
-      <w:proofErr w:type="spellStart"/>
-      <w:r>
-        <w:rPr>
-          <w:b/>
-          <w:sz w:val="20"/>
-          <w:szCs w:val="20"/>
-        </w:rPr>
-        <w:t>Github</w:t>
-      </w:r>
-      <w:proofErr w:type="spellEnd"/>
-      <w:r>
-        <w:rPr>
+          <w:rStyle w:val="Strong"/>
           <w:b/>
           <w:sz w:val="20"/>
           <w:szCs w:val="20"/>
         </w:rPr>
         <w:t xml:space="preserve"> Actions CI/CD</w:t>
       </w:r>
+      <w:r>
+        <w:rPr>
+          <w:rStyle w:val="Strong"/>
+          <w:sz w:val="20"/>
+          <w:szCs w:val="20"/>
+        </w:rPr>
+        <w:t>.</w:t>
+      </w:r>
+      <w:proofErr w:type="gramEnd"/>
     </w:p>
     <w:p>
       <w:pPr>
@@ -1389,58 +1384,72 @@
         <w:tabs>
           <w:tab w:val="left" w:pos="8346"/>
         </w:tabs>
-        <w:ind w:left="0"/>
-        <w:rPr>
-          <w:rStyle w:val="Strong"/>
-          <w:bCs/>
-          <w:sz w:val="20"/>
-          <w:szCs w:val="20"/>
-        </w:rPr>
-      </w:pPr>
-    </w:p>
-    <w:p>
-      <w:pPr>
-        <w:pStyle w:val="Heading2"/>
+        <w:ind w:left="720"/>
+        <w:rPr>
+          <w:b w:val="0"/>
+          <w:sz w:val="20"/>
+        </w:rPr>
+      </w:pPr>
+    </w:p>
+    <w:p>
+      <w:pPr>
+        <w:widowControl/>
         <w:tabs>
-          <w:tab w:val="left" w:pos="8346"/>
+          <w:tab w:val="left" w:pos="720"/>
         </w:tabs>
-        <w:ind w:left="159"/>
-        <w:rPr>
-          <w:bCs w:val="0"/>
-        </w:rPr>
-      </w:pPr>
-      <w:r>
-        <w:rPr>
-          <w:bCs w:val="0"/>
-        </w:rPr>
-        <w:t xml:space="preserve">  Multimodal RAG </w:t>
+        <w:autoSpaceDE/>
+        <w:textAlignment w:val="center"/>
+        <w:rPr>
+          <w:rStyle w:val="Strong"/>
+          <w:sz w:val="21"/>
+          <w:szCs w:val="21"/>
+        </w:rPr>
+      </w:pPr>
+      <w:r>
+        <w:rPr>
+          <w:rStyle w:val="Strong"/>
+          <w:sz w:val="21"/>
+          <w:szCs w:val="21"/>
+        </w:rPr>
+        <w:t xml:space="preserve">     </w:t>
+      </w:r>
+      <w:r>
+        <w:rPr>
+          <w:b/>
+        </w:rPr>
+        <w:t xml:space="preserve">Multimodal RAG </w:t>
       </w:r>
       <w:proofErr w:type="spellStart"/>
       <w:r>
         <w:rPr>
-          <w:bCs w:val="0"/>
+          <w:b/>
         </w:rPr>
         <w:t>Chatbot</w:t>
       </w:r>
       <w:proofErr w:type="spellEnd"/>
       <w:r>
         <w:rPr>
-          <w:bCs w:val="0"/>
+          <w:b/>
         </w:rPr>
         <w:t xml:space="preserve"> </w:t>
       </w:r>
       <w:r>
         <w:rPr>
-          <w:b w:val="0"/>
+          <w:b/>
           <w:spacing w:val="-10"/>
         </w:rPr>
-        <w:t xml:space="preserve">– </w:t>
+        <w:t>–</w:t>
+      </w:r>
+      <w:r>
+        <w:rPr>
+          <w:spacing w:val="-10"/>
+        </w:rPr>
+        <w:t xml:space="preserve"> </w:t>
       </w:r>
       <w:hyperlink r:id="rId17" w:history="1">
         <w:r>
           <w:rPr>
             <w:rStyle w:val="Hyperlink"/>
-            <w:b w:val="0"/>
             <w:spacing w:val="-10"/>
             <w:u w:val="none"/>
           </w:rPr>
@@ -1448,420 +1457,398 @@
         </w:r>
       </w:hyperlink>
       <w:r>
-        <w:rPr>
-          <w:b w:val="0"/>
-        </w:rPr>
-        <w:t xml:space="preserve">                                                                                              </w:t>
-      </w:r>
-      <w:r>
-        <w:rPr>
-          <w:b w:val="0"/>
-        </w:rPr>
-        <w:t xml:space="preserve">March </w:t>
-      </w:r>
-      <w:r>
-        <w:rPr>
-          <w:b w:val="0"/>
+        <w:t xml:space="preserve">                                                              </w:t>
+      </w:r>
+      <w:r>
+        <w:t xml:space="preserve">                          March</w:t>
+      </w:r>
+      <w:r>
+        <w:rPr>
+          <w:sz w:val="21"/>
+          <w:szCs w:val="21"/>
+        </w:rPr>
+        <w:t xml:space="preserve"> </w:t>
+      </w:r>
+      <w:r>
+        <w:rPr>
           <w:spacing w:val="-4"/>
+          <w:sz w:val="21"/>
+          <w:szCs w:val="21"/>
         </w:rPr>
         <w:t>2026</w:t>
       </w:r>
     </w:p>
     <w:p>
       <w:pPr>
-        <w:widowControl/>
+        <w:pStyle w:val="Heading2"/>
         <w:numPr>
           <w:ilvl w:val="0"/>
-          <w:numId w:val="4"/>
+          <w:numId w:val="5"/>
         </w:numPr>
-        <w:autoSpaceDE/>
-        <w:textAlignment w:val="center"/>
-        <w:rPr>
-          <w:sz w:val="20"/>
-          <w:szCs w:val="20"/>
-          <w:lang w:val="en-IN" w:eastAsia="en-IN"/>
-        </w:rPr>
-      </w:pPr>
-      <w:r>
-        <w:rPr>
-          <w:sz w:val="20"/>
-          <w:szCs w:val="20"/>
-          <w:lang w:val="en-IN" w:eastAsia="en-IN"/>
-        </w:rPr>
-        <w:t>Built a RAG application (</w:t>
+        <w:tabs>
+          <w:tab w:val="left" w:pos="8346"/>
+        </w:tabs>
+        <w:rPr>
+          <w:rStyle w:val="Strong"/>
+          <w:bCs/>
+          <w:sz w:val="20"/>
+          <w:szCs w:val="20"/>
+        </w:rPr>
+      </w:pPr>
+      <w:proofErr w:type="gramStart"/>
+      <w:r>
+        <w:rPr>
+          <w:rStyle w:val="Strong"/>
+          <w:sz w:val="20"/>
+          <w:szCs w:val="20"/>
+        </w:rPr>
+        <w:t xml:space="preserve">Built a multimodal </w:t>
+      </w:r>
+      <w:r>
+        <w:rPr>
+          <w:rStyle w:val="Strong"/>
+          <w:b/>
+          <w:sz w:val="20"/>
+          <w:szCs w:val="20"/>
+        </w:rPr>
+        <w:t>RAG</w:t>
+      </w:r>
+      <w:r>
+        <w:rPr>
+          <w:rStyle w:val="Strong"/>
+          <w:sz w:val="20"/>
+          <w:szCs w:val="20"/>
+        </w:rPr>
+        <w:t xml:space="preserve"> application </w:t>
+      </w:r>
+      <w:r>
+        <w:rPr>
+          <w:rStyle w:val="Strong"/>
+          <w:b/>
+          <w:sz w:val="20"/>
+          <w:szCs w:val="20"/>
+        </w:rPr>
+        <w:t>(</w:t>
       </w:r>
       <w:proofErr w:type="spellStart"/>
       <w:r>
         <w:rPr>
-          <w:b/>
-          <w:sz w:val="20"/>
-          <w:szCs w:val="20"/>
-          <w:lang w:val="en-IN" w:eastAsia="en-IN"/>
-        </w:rPr>
-        <w:t>FastAPI</w:t>
+          <w:rStyle w:val="Strong"/>
+          <w:b/>
+          <w:sz w:val="20"/>
+          <w:szCs w:val="20"/>
+        </w:rPr>
+        <w:t>FastAPI+React</w:t>
       </w:r>
       <w:proofErr w:type="spellEnd"/>
       <w:r>
         <w:rPr>
-          <w:sz w:val="20"/>
-          <w:szCs w:val="20"/>
-          <w:lang w:val="en-IN" w:eastAsia="en-IN"/>
-        </w:rPr>
-        <w:t xml:space="preserve"> + </w:t>
-      </w:r>
-      <w:r>
-        <w:rPr>
-          <w:b/>
-          <w:sz w:val="20"/>
-          <w:szCs w:val="20"/>
-          <w:lang w:val="en-IN" w:eastAsia="en-IN"/>
-        </w:rPr>
-        <w:t>React</w:t>
-      </w:r>
-      <w:r>
-        <w:rPr>
-          <w:sz w:val="20"/>
-          <w:szCs w:val="20"/>
-          <w:lang w:val="en-IN" w:eastAsia="en-IN"/>
-        </w:rPr>
-        <w:t>) for querying over websites, multiple file types, audio, and embedded images</w:t>
-      </w:r>
-    </w:p>
-    <w:p>
-      <w:pPr>
-        <w:widowControl/>
+          <w:rStyle w:val="Strong"/>
+          <w:b/>
+          <w:sz w:val="20"/>
+          <w:szCs w:val="20"/>
+        </w:rPr>
+        <w:t>)</w:t>
+      </w:r>
+      <w:r>
+        <w:rPr>
+          <w:rStyle w:val="Strong"/>
+          <w:sz w:val="20"/>
+          <w:szCs w:val="20"/>
+        </w:rPr>
+        <w:t xml:space="preserve"> </w:t>
+      </w:r>
+      <w:r>
+        <w:rPr>
+          <w:rStyle w:val="Strong"/>
+          <w:sz w:val="20"/>
+          <w:szCs w:val="20"/>
+        </w:rPr>
+        <w:t xml:space="preserve">for querying websites, documents, audio, and embedded images, with ingestion powered by Crawl4AI and </w:t>
+      </w:r>
+      <w:proofErr w:type="spellStart"/>
+      <w:r>
+        <w:rPr>
+          <w:rStyle w:val="Strong"/>
+          <w:sz w:val="20"/>
+          <w:szCs w:val="20"/>
+        </w:rPr>
+        <w:t>Docling</w:t>
+      </w:r>
+      <w:proofErr w:type="spellEnd"/>
+      <w:r>
+        <w:rPr>
+          <w:rStyle w:val="Strong"/>
+          <w:sz w:val="20"/>
+          <w:szCs w:val="20"/>
+        </w:rPr>
+        <w:t>.</w:t>
+      </w:r>
+      <w:proofErr w:type="gramEnd"/>
+    </w:p>
+    <w:p>
+      <w:pPr>
+        <w:pStyle w:val="Heading2"/>
         <w:numPr>
           <w:ilvl w:val="0"/>
-          <w:numId w:val="4"/>
+          <w:numId w:val="5"/>
         </w:numPr>
-        <w:autoSpaceDE/>
-        <w:textAlignment w:val="center"/>
-        <w:rPr>
-          <w:sz w:val="20"/>
-          <w:szCs w:val="20"/>
-          <w:lang w:eastAsia="en-IN"/>
-        </w:rPr>
-      </w:pPr>
-      <w:r>
-        <w:rPr>
-          <w:sz w:val="20"/>
-          <w:szCs w:val="20"/>
-          <w:lang w:eastAsia="en-IN"/>
-        </w:rPr>
-        <w:t xml:space="preserve">Created an ingestion pipeline with </w:t>
-      </w:r>
-      <w:r>
-        <w:rPr>
-          <w:b/>
-          <w:sz w:val="20"/>
-          <w:szCs w:val="20"/>
-          <w:lang w:eastAsia="en-IN"/>
-        </w:rPr>
-        <w:t>Crawl4AI</w:t>
-      </w:r>
-      <w:r>
-        <w:rPr>
-          <w:sz w:val="20"/>
-          <w:szCs w:val="20"/>
-          <w:lang w:eastAsia="en-IN"/>
-        </w:rPr>
-        <w:t xml:space="preserve"> for intelligent web-crawling and </w:t>
+        <w:tabs>
+          <w:tab w:val="left" w:pos="8346"/>
+        </w:tabs>
+        <w:rPr>
+          <w:rStyle w:val="Strong"/>
+          <w:bCs/>
+          <w:sz w:val="20"/>
+          <w:szCs w:val="20"/>
+        </w:rPr>
+      </w:pPr>
+      <w:proofErr w:type="gramStart"/>
+      <w:r>
+        <w:rPr>
+          <w:rStyle w:val="Strong"/>
+          <w:sz w:val="20"/>
+          <w:szCs w:val="20"/>
+        </w:rPr>
+        <w:t xml:space="preserve">Developed a </w:t>
       </w:r>
       <w:proofErr w:type="spellStart"/>
       <w:r>
         <w:rPr>
-          <w:b/>
-          <w:sz w:val="20"/>
-          <w:szCs w:val="20"/>
-          <w:lang w:eastAsia="en-IN"/>
-        </w:rPr>
-        <w:t>Docling</w:t>
+          <w:rStyle w:val="Strong"/>
+          <w:b/>
+          <w:sz w:val="20"/>
+          <w:szCs w:val="20"/>
+        </w:rPr>
+        <w:t>PydanticAI</w:t>
       </w:r>
       <w:proofErr w:type="spellEnd"/>
       <w:r>
         <w:rPr>
-          <w:sz w:val="20"/>
-          <w:szCs w:val="20"/>
-          <w:lang w:eastAsia="en-IN"/>
-        </w:rPr>
-        <w:t xml:space="preserve"> for parsing and chunking</w:t>
-      </w:r>
-    </w:p>
-    <w:p>
-      <w:pPr>
-        <w:widowControl/>
+          <w:rStyle w:val="Strong"/>
+          <w:sz w:val="20"/>
+          <w:szCs w:val="20"/>
+        </w:rPr>
+        <w:t xml:space="preserve"> RAG agent with adaptive tool routing and hybrid retrieval, backed by </w:t>
+      </w:r>
+      <w:proofErr w:type="spellStart"/>
+      <w:r>
+        <w:rPr>
+          <w:rStyle w:val="Strong"/>
+          <w:b/>
+          <w:sz w:val="20"/>
+          <w:szCs w:val="20"/>
+        </w:rPr>
+        <w:t>PostgreSQL</w:t>
+      </w:r>
+      <w:proofErr w:type="spellEnd"/>
+      <w:r>
+        <w:rPr>
+          <w:rStyle w:val="Strong"/>
+          <w:sz w:val="20"/>
+          <w:szCs w:val="20"/>
+        </w:rPr>
+        <w:t xml:space="preserve"> for </w:t>
+      </w:r>
+      <w:proofErr w:type="spellStart"/>
+      <w:r>
+        <w:rPr>
+          <w:rStyle w:val="Strong"/>
+          <w:sz w:val="20"/>
+          <w:szCs w:val="20"/>
+        </w:rPr>
+        <w:t>embeddings</w:t>
+      </w:r>
+      <w:proofErr w:type="spellEnd"/>
+      <w:r>
+        <w:rPr>
+          <w:rStyle w:val="Strong"/>
+          <w:sz w:val="20"/>
+          <w:szCs w:val="20"/>
+        </w:rPr>
+        <w:t>, metadata, and semantic search.</w:t>
+      </w:r>
+      <w:proofErr w:type="gramEnd"/>
+    </w:p>
+    <w:p>
+      <w:pPr>
+        <w:pStyle w:val="Heading1"/>
         <w:numPr>
           <w:ilvl w:val="0"/>
-          <w:numId w:val="4"/>
+          <w:numId w:val="5"/>
         </w:numPr>
-        <w:autoSpaceDE/>
-        <w:textAlignment w:val="center"/>
-        <w:rPr>
-          <w:sz w:val="20"/>
-          <w:szCs w:val="20"/>
-          <w:lang w:val="en-IN" w:eastAsia="en-IN"/>
-        </w:rPr>
-      </w:pPr>
-      <w:r>
-        <w:rPr>
-          <w:sz w:val="20"/>
-          <w:szCs w:val="20"/>
-          <w:lang w:eastAsia="en-IN"/>
-        </w:rPr>
-        <w:t xml:space="preserve">Designed a structured knowledge storage using </w:t>
+        <w:rPr>
+          <w:rFonts w:ascii="Times New Roman"/>
+          <w:b w:val="0"/>
+          <w:sz w:val="20"/>
+        </w:rPr>
+      </w:pPr>
+      <w:r>
+        <w:rPr>
+          <w:rStyle w:val="Strong"/>
+          <w:rFonts w:ascii="Times New Roman" w:eastAsia="Times New Roman" w:hAnsi="Times New Roman" w:cs="Times New Roman"/>
+          <w:sz w:val="20"/>
+          <w:szCs w:val="20"/>
+        </w:rPr>
+        <w:t xml:space="preserve">Achieved &gt;90% on critical </w:t>
       </w:r>
       <w:proofErr w:type="spellStart"/>
       <w:r>
         <w:rPr>
-          <w:b/>
-          <w:sz w:val="20"/>
-          <w:szCs w:val="20"/>
-          <w:lang w:eastAsia="en-IN"/>
-        </w:rPr>
-        <w:t>PostgreSQL</w:t>
+          <w:rStyle w:val="Strong"/>
+          <w:rFonts w:ascii="Times New Roman" w:eastAsia="Times New Roman" w:hAnsi="Times New Roman" w:cs="Times New Roman"/>
+          <w:b/>
+          <w:sz w:val="20"/>
+          <w:szCs w:val="20"/>
+        </w:rPr>
+        <w:t>DeepEval</w:t>
       </w:r>
       <w:proofErr w:type="spellEnd"/>
       <w:r>
         <w:rPr>
-          <w:sz w:val="20"/>
-          <w:szCs w:val="20"/>
-          <w:lang w:eastAsia="en-IN"/>
+          <w:rStyle w:val="Strong"/>
+          <w:rFonts w:ascii="Times New Roman" w:eastAsia="Times New Roman" w:hAnsi="Times New Roman" w:cs="Times New Roman"/>
+          <w:sz w:val="20"/>
+          <w:szCs w:val="20"/>
+        </w:rPr>
+        <w:t xml:space="preserve"> metrics, added </w:t>
+      </w:r>
+      <w:proofErr w:type="spellStart"/>
+      <w:r>
+        <w:rPr>
+          <w:rStyle w:val="Strong"/>
+          <w:rFonts w:ascii="Times New Roman" w:eastAsia="Times New Roman" w:hAnsi="Times New Roman" w:cs="Times New Roman"/>
+          <w:sz w:val="20"/>
+          <w:szCs w:val="20"/>
+        </w:rPr>
+        <w:t>observability</w:t>
+      </w:r>
+      <w:proofErr w:type="spellEnd"/>
+      <w:r>
+        <w:rPr>
+          <w:rStyle w:val="Strong"/>
+          <w:rFonts w:ascii="Times New Roman" w:eastAsia="Times New Roman" w:hAnsi="Times New Roman" w:cs="Times New Roman"/>
+          <w:sz w:val="20"/>
+          <w:szCs w:val="20"/>
+        </w:rPr>
+        <w:t xml:space="preserve"> with </w:t>
+      </w:r>
+      <w:proofErr w:type="spellStart"/>
+      <w:r>
+        <w:rPr>
+          <w:rStyle w:val="Strong"/>
+          <w:rFonts w:ascii="Times New Roman" w:eastAsia="Times New Roman" w:hAnsi="Times New Roman" w:cs="Times New Roman"/>
+          <w:b/>
+          <w:sz w:val="20"/>
+          <w:szCs w:val="20"/>
+        </w:rPr>
+        <w:t>Langfuse</w:t>
+      </w:r>
+      <w:proofErr w:type="spellEnd"/>
+      <w:r>
+        <w:rPr>
+          <w:rStyle w:val="Strong"/>
+          <w:rFonts w:ascii="Times New Roman" w:eastAsia="Times New Roman" w:hAnsi="Times New Roman" w:cs="Times New Roman"/>
+          <w:sz w:val="20"/>
+          <w:szCs w:val="20"/>
+        </w:rPr>
+        <w:t xml:space="preserve"> and </w:t>
+      </w:r>
+      <w:proofErr w:type="spellStart"/>
+      <w:r>
+        <w:rPr>
+          <w:rStyle w:val="Strong"/>
+          <w:rFonts w:ascii="Times New Roman" w:eastAsia="Times New Roman" w:hAnsi="Times New Roman" w:cs="Times New Roman"/>
+          <w:b/>
+          <w:sz w:val="20"/>
+          <w:szCs w:val="20"/>
+        </w:rPr>
+        <w:t>CloudWatch</w:t>
+      </w:r>
+      <w:proofErr w:type="spellEnd"/>
+      <w:r>
+        <w:rPr>
+          <w:rStyle w:val="Strong"/>
+          <w:rFonts w:ascii="Times New Roman" w:eastAsia="Times New Roman" w:hAnsi="Times New Roman" w:cs="Times New Roman"/>
+          <w:sz w:val="20"/>
+          <w:szCs w:val="20"/>
+        </w:rPr>
+        <w:t xml:space="preserve">, and deployed the </w:t>
+      </w:r>
+      <w:proofErr w:type="spellStart"/>
+      <w:r>
+        <w:rPr>
+          <w:rStyle w:val="Strong"/>
+          <w:rFonts w:ascii="Times New Roman" w:eastAsia="Times New Roman" w:hAnsi="Times New Roman" w:cs="Times New Roman"/>
+          <w:b/>
+          <w:sz w:val="20"/>
+          <w:szCs w:val="20"/>
+        </w:rPr>
+        <w:t>Dockerized</w:t>
+      </w:r>
+      <w:proofErr w:type="spellEnd"/>
+      <w:r>
+        <w:rPr>
+          <w:rStyle w:val="Strong"/>
+          <w:rFonts w:ascii="Times New Roman" w:eastAsia="Times New Roman" w:hAnsi="Times New Roman" w:cs="Times New Roman"/>
+          <w:b/>
+          <w:sz w:val="20"/>
+          <w:szCs w:val="20"/>
         </w:rPr>
         <w:t xml:space="preserve"> </w:t>
       </w:r>
       <w:r>
         <w:rPr>
-          <w:sz w:val="20"/>
-          <w:szCs w:val="20"/>
-        </w:rPr>
-        <w:t xml:space="preserve">for </w:t>
-      </w:r>
-      <w:proofErr w:type="spellStart"/>
-      <w:r>
-        <w:rPr>
-          <w:sz w:val="20"/>
-          <w:szCs w:val="20"/>
-        </w:rPr>
-        <w:t>embeddings</w:t>
-      </w:r>
-      <w:proofErr w:type="spellEnd"/>
-      <w:r>
-        <w:rPr>
-          <w:sz w:val="20"/>
-          <w:szCs w:val="20"/>
-        </w:rPr>
-        <w:t>, metadata, and semantic search</w:t>
-      </w:r>
-    </w:p>
-    <w:p>
-      <w:pPr>
-        <w:widowControl/>
-        <w:numPr>
-          <w:ilvl w:val="0"/>
-          <w:numId w:val="4"/>
-        </w:numPr>
-        <w:autoSpaceDE/>
-        <w:textAlignment w:val="center"/>
-        <w:rPr>
-          <w:sz w:val="20"/>
-          <w:szCs w:val="20"/>
-          <w:lang w:eastAsia="en-IN"/>
-        </w:rPr>
-      </w:pPr>
-      <w:r>
-        <w:rPr>
-          <w:sz w:val="20"/>
-          <w:szCs w:val="20"/>
-          <w:lang w:eastAsia="en-IN"/>
-        </w:rPr>
-        <w:t xml:space="preserve">Implemented a </w:t>
-      </w:r>
-      <w:proofErr w:type="spellStart"/>
-      <w:r>
-        <w:rPr>
-          <w:b/>
-          <w:sz w:val="20"/>
-          <w:szCs w:val="20"/>
-          <w:lang w:eastAsia="en-IN"/>
-        </w:rPr>
-        <w:t>PydanticAI</w:t>
-      </w:r>
-      <w:proofErr w:type="spellEnd"/>
-      <w:r>
-        <w:rPr>
-          <w:sz w:val="20"/>
-          <w:szCs w:val="20"/>
-          <w:lang w:eastAsia="en-IN"/>
-        </w:rPr>
-        <w:t xml:space="preserve"> RAG agent with tool routing to enable adaptive and hybrid retrieval strategies</w:t>
-      </w:r>
-    </w:p>
-    <w:p>
-      <w:pPr>
-        <w:widowControl/>
-        <w:numPr>
-          <w:ilvl w:val="0"/>
-          <w:numId w:val="4"/>
-        </w:numPr>
-        <w:autoSpaceDE/>
-        <w:textAlignment w:val="center"/>
-        <w:rPr>
-          <w:sz w:val="20"/>
-          <w:szCs w:val="20"/>
-          <w:lang w:eastAsia="en-IN"/>
-        </w:rPr>
-      </w:pPr>
-      <w:r>
-        <w:rPr>
-          <w:sz w:val="20"/>
-          <w:szCs w:val="20"/>
-          <w:lang w:eastAsia="en-IN"/>
-        </w:rPr>
-        <w:t xml:space="preserve">Performed evaluation using </w:t>
-      </w:r>
-      <w:proofErr w:type="spellStart"/>
-      <w:r>
-        <w:rPr>
-          <w:b/>
-          <w:sz w:val="20"/>
-          <w:szCs w:val="20"/>
-          <w:lang w:eastAsia="en-IN"/>
-        </w:rPr>
-        <w:t>DeepEval</w:t>
-      </w:r>
-      <w:proofErr w:type="spellEnd"/>
-      <w:r>
-        <w:rPr>
-          <w:sz w:val="20"/>
-          <w:szCs w:val="20"/>
-          <w:lang w:eastAsia="en-IN"/>
-        </w:rPr>
-        <w:t xml:space="preserve"> (&gt;90% on all critical metrics), </w:t>
-      </w:r>
-      <w:proofErr w:type="spellStart"/>
-      <w:r>
-        <w:rPr>
-          <w:sz w:val="20"/>
-          <w:szCs w:val="20"/>
-          <w:lang w:eastAsia="en-IN"/>
-        </w:rPr>
-        <w:t>observability</w:t>
-      </w:r>
-      <w:proofErr w:type="spellEnd"/>
-      <w:r>
-        <w:rPr>
-          <w:sz w:val="20"/>
-          <w:szCs w:val="20"/>
-          <w:lang w:eastAsia="en-IN"/>
-        </w:rPr>
-        <w:t xml:space="preserve"> using </w:t>
-      </w:r>
-      <w:proofErr w:type="spellStart"/>
-      <w:r>
-        <w:rPr>
-          <w:b/>
-          <w:sz w:val="20"/>
-          <w:szCs w:val="20"/>
-          <w:lang w:eastAsia="en-IN"/>
-        </w:rPr>
-        <w:t>Langfuse</w:t>
-      </w:r>
-      <w:proofErr w:type="spellEnd"/>
-      <w:r>
-        <w:rPr>
-          <w:sz w:val="20"/>
-          <w:szCs w:val="20"/>
-          <w:lang w:eastAsia="en-IN"/>
-        </w:rPr>
-        <w:t xml:space="preserve"> and </w:t>
-      </w:r>
-      <w:proofErr w:type="spellStart"/>
-      <w:r>
-        <w:rPr>
-          <w:b/>
-          <w:sz w:val="20"/>
-          <w:szCs w:val="20"/>
-          <w:lang w:eastAsia="en-IN"/>
-        </w:rPr>
-        <w:t>Cloudwatch</w:t>
-      </w:r>
-      <w:proofErr w:type="spellEnd"/>
-    </w:p>
-    <w:p>
-      <w:pPr>
-        <w:widowControl/>
-        <w:numPr>
-          <w:ilvl w:val="0"/>
-          <w:numId w:val="4"/>
-        </w:numPr>
-        <w:autoSpaceDE/>
-        <w:textAlignment w:val="center"/>
-        <w:rPr>
-          <w:rStyle w:val="Strong"/>
-          <w:b w:val="0"/>
-          <w:bCs w:val="0"/>
-          <w:lang w:val="en-IN"/>
-        </w:rPr>
-      </w:pPr>
-      <w:r>
-        <w:rPr>
-          <w:sz w:val="20"/>
-          <w:szCs w:val="20"/>
-          <w:lang w:val="en-IN" w:eastAsia="en-IN"/>
-        </w:rPr>
-        <w:t xml:space="preserve">Containerized via </w:t>
-      </w:r>
-      <w:proofErr w:type="spellStart"/>
-      <w:r>
-        <w:rPr>
-          <w:b/>
-          <w:sz w:val="20"/>
-          <w:szCs w:val="20"/>
-          <w:lang w:val="en-IN" w:eastAsia="en-IN"/>
-        </w:rPr>
-        <w:t>Docker</w:t>
-      </w:r>
-      <w:proofErr w:type="spellEnd"/>
-      <w:r>
-        <w:rPr>
-          <w:sz w:val="20"/>
-          <w:szCs w:val="20"/>
-          <w:lang w:val="en-IN" w:eastAsia="en-IN"/>
-        </w:rPr>
-        <w:t xml:space="preserve">, pushed to Amazon </w:t>
-      </w:r>
-      <w:r>
-        <w:rPr>
-          <w:b/>
-          <w:sz w:val="20"/>
-          <w:szCs w:val="20"/>
-          <w:lang w:val="en-IN" w:eastAsia="en-IN"/>
-        </w:rPr>
-        <w:t>ECR</w:t>
-      </w:r>
-      <w:r>
-        <w:rPr>
-          <w:sz w:val="20"/>
-          <w:szCs w:val="20"/>
-          <w:lang w:val="en-IN" w:eastAsia="en-IN"/>
-        </w:rPr>
-        <w:t xml:space="preserve"> and deployed to AWS </w:t>
-      </w:r>
-      <w:proofErr w:type="spellStart"/>
-      <w:r>
-        <w:rPr>
-          <w:b/>
-          <w:sz w:val="20"/>
-          <w:szCs w:val="20"/>
-          <w:lang w:val="en-IN" w:eastAsia="en-IN"/>
-        </w:rPr>
-        <w:t>AppRunner</w:t>
-      </w:r>
-      <w:proofErr w:type="spellEnd"/>
+          <w:rStyle w:val="Strong"/>
+          <w:rFonts w:ascii="Times New Roman" w:eastAsia="Times New Roman" w:hAnsi="Times New Roman" w:cs="Times New Roman"/>
+          <w:sz w:val="20"/>
+          <w:szCs w:val="20"/>
+        </w:rPr>
+        <w:t xml:space="preserve">application to </w:t>
+      </w:r>
+      <w:r>
+        <w:rPr>
+          <w:rStyle w:val="Strong"/>
+          <w:rFonts w:ascii="Times New Roman" w:eastAsia="Times New Roman" w:hAnsi="Times New Roman" w:cs="Times New Roman"/>
+          <w:b/>
+          <w:sz w:val="20"/>
+          <w:szCs w:val="20"/>
+        </w:rPr>
+        <w:t>AWS App Runner</w:t>
+      </w:r>
+      <w:r>
+        <w:rPr>
+          <w:rStyle w:val="Strong"/>
+          <w:rFonts w:ascii="Times New Roman" w:eastAsia="Times New Roman" w:hAnsi="Times New Roman" w:cs="Times New Roman"/>
+          <w:sz w:val="20"/>
+          <w:szCs w:val="20"/>
+        </w:rPr>
+        <w:t xml:space="preserve"> via </w:t>
+      </w:r>
+      <w:r>
+        <w:rPr>
+          <w:rStyle w:val="Strong"/>
+          <w:rFonts w:ascii="Times New Roman" w:eastAsia="Times New Roman" w:hAnsi="Times New Roman" w:cs="Times New Roman"/>
+          <w:b/>
+          <w:sz w:val="20"/>
+          <w:szCs w:val="20"/>
+        </w:rPr>
+        <w:t>Amazon ECR</w:t>
+      </w:r>
+      <w:r>
+        <w:rPr>
+          <w:rStyle w:val="Strong"/>
+          <w:rFonts w:ascii="Times New Roman" w:eastAsia="Times New Roman" w:hAnsi="Times New Roman" w:cs="Times New Roman"/>
+          <w:sz w:val="20"/>
+          <w:szCs w:val="20"/>
+        </w:rPr>
+        <w:t>.</w:t>
+      </w:r>
     </w:p>
     <w:p>
       <w:pPr>
         <w:pStyle w:val="Heading1"/>
+        <w:ind w:left="519"/>
         <w:rPr>
           <w:rFonts w:ascii="Times New Roman"/>
           <w:b w:val="0"/>
@@ -1929,6 +1916,14 @@
       </w:r>
       <w:r>
         <w:rPr>
+          <w:rStyle w:val="Hyperlink"/>
+          <w:spacing w:val="-10"/>
+          <w:u w:val="none"/>
+        </w:rPr>
+        <w:t xml:space="preserve"> </w:t>
+      </w:r>
+      <w:r>
+        <w:rPr>
           <w:sz w:val="21"/>
           <w:szCs w:val="21"/>
         </w:rPr>
@@ -2096,7 +2091,15 @@
           <w:sz w:val="20"/>
           <w:szCs w:val="20"/>
         </w:rPr>
-        <w:t xml:space="preserve"> trigger, that captures a LinkedIn job URL and outputs relevant job postings</w:t>
+        <w:t xml:space="preserve"> trigger, that captures</w:t>
+      </w:r>
+      <w:r>
+        <w:rPr>
+          <w:rStyle w:val="Strong"/>
+          <w:sz w:val="20"/>
+          <w:szCs w:val="20"/>
+        </w:rPr>
+        <w:t xml:space="preserve"> a LinkedIn job URL and triggers the automation pipeline</w:t>
       </w:r>
     </w:p>
     <w:p>
@@ -3441,7 +3444,7 @@
               </wp:anchor>
             </w:drawing>
           </mc:Choice>
-          <mc:Fallback xmlns:wpsCustomData="http://www.wps.cn/officeDocument/2013/wpsCustomData" xmlns:w15="http://schemas.microsoft.com/office/word/2012/wordml" xmlns:cx8="http://schemas.microsoft.com/office/drawing/2016/5/14/chartex" xmlns:cx7="http://schemas.microsoft.com/office/drawing/2016/5/13/chartex" xmlns:cx6="http://schemas.microsoft.com/office/drawing/2016/5/12/chartex" xmlns:cx5="http://schemas.microsoft.com/office/drawing/2016/5/11/chartex" xmlns:cx4="http://schemas.microsoft.com/office/drawing/2016/5/10/chartex" xmlns:cx3="http://schemas.microsoft.com/office/drawing/2016/5/9/chartex" xmlns:cx2="http://schemas.microsoft.com/office/drawing/2015/10/21/chartex" xmlns:cx1="http://schemas.microsoft.com/office/drawing/2015/9/8/chartex" xmlns:cx="http://schemas.microsoft.com/office/drawing/2014/chartex">
+          <mc:Fallback xmlns:cx="http://schemas.microsoft.com/office/drawing/2014/chartex" xmlns:cx1="http://schemas.microsoft.com/office/drawing/2015/9/8/chartex" xmlns:cx2="http://schemas.microsoft.com/office/drawing/2015/10/21/chartex" xmlns:cx3="http://schemas.microsoft.com/office/drawing/2016/5/9/chartex" xmlns:cx4="http://schemas.microsoft.com/office/drawing/2016/5/10/chartex" xmlns:cx5="http://schemas.microsoft.com/office/drawing/2016/5/11/chartex" xmlns:cx6="http://schemas.microsoft.com/office/drawing/2016/5/12/chartex" xmlns:cx7="http://schemas.microsoft.com/office/drawing/2016/5/13/chartex" xmlns:cx8="http://schemas.microsoft.com/office/drawing/2016/5/14/chartex" xmlns:w15="http://schemas.microsoft.com/office/word/2012/wordml" xmlns:wpsCustomData="http://www.wps.cn/officeDocument/2013/wpsCustomData">
             <w:pict>
               <v:shape id="Graphic 12" o:spid="_x0000_s1026" o:spt="100" style="position:absolute;left:0pt;margin-left:43.45pt;margin-top:15.15pt;height:1.45pt;width:504.75pt;mso-position-horizontal-relative:page;mso-wrap-distance-bottom:0pt;mso-wrap-distance-top:0pt;z-index:-251650048;mso-width-relative:page;mso-height-relative:page;" fillcolor="#000000" filled="t" stroked="f" coordsize="6410325,18415" o:gfxdata="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" path="m6410325,0l0,0,0,18412,6410325,18412,6410325,0xe">
                 <v:fill on="t" focussize="0,0"/>
@@ -4184,7 +4187,7 @@
               </wp:anchor>
             </w:drawing>
           </mc:Choice>
-          <mc:Fallback xmlns:wpsCustomData="http://www.wps.cn/officeDocument/2013/wpsCustomData" xmlns:w15="http://schemas.microsoft.com/office/word/2012/wordml" xmlns:cx8="http://schemas.microsoft.com/office/drawing/2016/5/14/chartex" xmlns:cx7="http://schemas.microsoft.com/office/drawing/2016/5/13/chartex" xmlns:cx6="http://schemas.microsoft.com/office/drawing/2016/5/12/chartex" xmlns:cx5="http://schemas.microsoft.com/office/drawing/2016/5/11/chartex" xmlns:cx4="http://schemas.microsoft.com/office/drawing/2016/5/10/chartex" xmlns:cx3="http://schemas.microsoft.com/office/drawing/2016/5/9/chartex" xmlns:cx2="http://schemas.microsoft.com/office/drawing/2015/10/21/chartex" xmlns:cx1="http://schemas.microsoft.com/office/drawing/2015/9/8/chartex" xmlns:cx="http://schemas.microsoft.com/office/drawing/2014/chartex">
+          <mc:Fallback xmlns:cx="http://schemas.microsoft.com/office/drawing/2014/chartex" xmlns:cx1="http://schemas.microsoft.com/office/drawing/2015/9/8/chartex" xmlns:cx2="http://schemas.microsoft.com/office/drawing/2015/10/21/chartex" xmlns:cx3="http://schemas.microsoft.com/office/drawing/2016/5/9/chartex" xmlns:cx4="http://schemas.microsoft.com/office/drawing/2016/5/10/chartex" xmlns:cx5="http://schemas.microsoft.com/office/drawing/2016/5/11/chartex" xmlns:cx6="http://schemas.microsoft.com/office/drawing/2016/5/12/chartex" xmlns:cx7="http://schemas.microsoft.com/office/drawing/2016/5/13/chartex" xmlns:cx8="http://schemas.microsoft.com/office/drawing/2016/5/14/chartex" xmlns:w15="http://schemas.microsoft.com/office/word/2012/wordml" xmlns:wpsCustomData="http://www.wps.cn/officeDocument/2013/wpsCustomData">
             <w:pict>
               <v:shape id="Graphic 9" o:spid="_x0000_s1026" o:spt="100" style="position:absolute;left:0pt;margin-left:44.5pt;margin-top:5.35pt;height:1.45pt;width:504.75pt;mso-position-horizontal-relative:page;mso-wrap-distance-bottom:0pt;mso-wrap-distance-top:0pt;z-index:-251654144;mso-width-relative:page;mso-height-relative:page;" fillcolor="#000000" filled="t" stroked="f" coordsize="6410325,18415" o:gfxdata="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" path="m6410325,0l0,0,0,18412,6410325,18412,6410325,0xe">
                 <v:fill on="t" focussize="0,0"/>
@@ -5005,7 +5008,7 @@
               </wp:anchor>
             </w:drawing>
           </mc:Choice>
-          <mc:Fallback xmlns:wpsCustomData="http://www.wps.cn/officeDocument/2013/wpsCustomData" xmlns:w15="http://schemas.microsoft.com/office/word/2012/wordml" xmlns:cx8="http://schemas.microsoft.com/office/drawing/2016/5/14/chartex" xmlns:cx7="http://schemas.microsoft.com/office/drawing/2016/5/13/chartex" xmlns:cx6="http://schemas.microsoft.com/office/drawing/2016/5/12/chartex" xmlns:cx5="http://schemas.microsoft.com/office/drawing/2016/5/11/chartex" xmlns:cx4="http://schemas.microsoft.com/office/drawing/2016/5/10/chartex" xmlns:cx3="http://schemas.microsoft.com/office/drawing/2016/5/9/chartex" xmlns:cx2="http://schemas.microsoft.com/office/drawing/2015/10/21/chartex" xmlns:cx1="http://schemas.microsoft.com/office/drawing/2015/9/8/chartex" xmlns:cx="http://schemas.microsoft.com/office/drawing/2014/chartex">
+          <mc:Fallback xmlns:cx="http://schemas.microsoft.com/office/drawing/2014/chartex" xmlns:cx1="http://schemas.microsoft.com/office/drawing/2015/9/8/chartex" xmlns:cx2="http://schemas.microsoft.com/office/drawing/2015/10/21/chartex" xmlns:cx3="http://schemas.microsoft.com/office/drawing/2016/5/9/chartex" xmlns:cx4="http://schemas.microsoft.com/office/drawing/2016/5/10/chartex" xmlns:cx5="http://schemas.microsoft.com/office/drawing/2016/5/11/chartex" xmlns:cx6="http://schemas.microsoft.com/office/drawing/2016/5/12/chartex" xmlns:cx7="http://schemas.microsoft.com/office/drawing/2016/5/13/chartex" xmlns:cx8="http://schemas.microsoft.com/office/drawing/2016/5/14/chartex" xmlns:w15="http://schemas.microsoft.com/office/word/2012/wordml" xmlns:wpsCustomData="http://www.wps.cn/officeDocument/2013/wpsCustomData">
             <w:pict>
               <v:shape id="Graphic 11" o:spid="_x0000_s1026" o:spt="100" style="position:absolute;left:0pt;margin-left:44.5pt;margin-top:5.55pt;height:1.45pt;width:504.75pt;mso-position-horizontal-relative:page;mso-wrap-distance-bottom:0pt;mso-wrap-distance-top:0pt;z-index:-251653120;mso-width-relative:page;mso-height-relative:page;" fillcolor="#000000" filled="t" stroked="f" coordsize="6410325,18415" o:gfxdata="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" path="m6410325,0l0,0,0,18412,6410325,18412,6410325,0xe">
                 <v:fill on="t" focussize="0,0"/>
@@ -5985,7 +5988,7 @@
               </wp:anchor>
             </w:drawing>
           </mc:Choice>
-          <mc:Fallback xmlns:wpsCustomData="http://www.wps.cn/officeDocument/2013/wpsCustomData" xmlns:w15="http://schemas.microsoft.com/office/word/2012/wordml" xmlns:cx8="http://schemas.microsoft.com/office/drawing/2016/5/14/chartex" xmlns:cx7="http://schemas.microsoft.com/office/drawing/2016/5/13/chartex" xmlns:cx6="http://schemas.microsoft.com/office/drawing/2016/5/12/chartex" xmlns:cx5="http://schemas.microsoft.com/office/drawing/2016/5/11/chartex" xmlns:cx4="http://schemas.microsoft.com/office/drawing/2016/5/10/chartex" xmlns:cx3="http://schemas.microsoft.com/office/drawing/2016/5/9/chartex" xmlns:cx2="http://schemas.microsoft.com/office/drawing/2015/10/21/chartex" xmlns:cx1="http://schemas.microsoft.com/office/drawing/2015/9/8/chartex" xmlns:cx="http://schemas.microsoft.com/office/drawing/2014/chartex">
+          <mc:Fallback xmlns:cx="http://schemas.microsoft.com/office/drawing/2014/chartex" xmlns:cx1="http://schemas.microsoft.com/office/drawing/2015/9/8/chartex" xmlns:cx2="http://schemas.microsoft.com/office/drawing/2015/10/21/chartex" xmlns:cx3="http://schemas.microsoft.com/office/drawing/2016/5/9/chartex" xmlns:cx4="http://schemas.microsoft.com/office/drawing/2016/5/10/chartex" xmlns:cx5="http://schemas.microsoft.com/office/drawing/2016/5/11/chartex" xmlns:cx6="http://schemas.microsoft.com/office/drawing/2016/5/12/chartex" xmlns:cx7="http://schemas.microsoft.com/office/drawing/2016/5/13/chartex" xmlns:cx8="http://schemas.microsoft.com/office/drawing/2016/5/14/chartex" xmlns:w15="http://schemas.microsoft.com/office/word/2012/wordml" xmlns:wpsCustomData="http://www.wps.cn/officeDocument/2013/wpsCustomData">
             <w:pict>
               <v:shape id="Graphic 16" o:spid="_x0000_s1026" o:spt="100" style="position:absolute;left:0pt;margin-left:46.25pt;margin-top:16.15pt;height:1.45pt;width:504.75pt;mso-position-horizontal-relative:page;mso-wrap-distance-bottom:0pt;mso-wrap-distance-top:0pt;z-index:-251656192;mso-width-relative:page;mso-height-relative:page;" fillcolor="#000000" filled="t" stroked="f" coordsize="6410325,18415" o:gfxdata="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" path="m6410325,0l0,0,0,18412,6410325,18412,6410325,0xe">
                 <v:fill on="t" focussize="0,0"/>
@@ -6265,7 +6268,7 @@
               </wp:anchor>
             </w:drawing>
           </mc:Choice>
-          <mc:Fallback xmlns:wpsCustomData="http://www.wps.cn/officeDocument/2013/wpsCustomData" xmlns:w15="http://schemas.microsoft.com/office/word/2012/wordml" xmlns:cx8="http://schemas.microsoft.com/office/drawing/2016/5/14/chartex" xmlns:cx7="http://schemas.microsoft.com/office/drawing/2016/5/13/chartex" xmlns:cx6="http://schemas.microsoft.com/office/drawing/2016/5/12/chartex" xmlns:cx5="http://schemas.microsoft.com/office/drawing/2016/5/11/chartex" xmlns:cx4="http://schemas.microsoft.com/office/drawing/2016/5/10/chartex" xmlns:cx3="http://schemas.microsoft.com/office/drawing/2016/5/9/chartex" xmlns:cx2="http://schemas.microsoft.com/office/drawing/2015/10/21/chartex" xmlns:cx1="http://schemas.microsoft.com/office/drawing/2015/9/8/chartex" xmlns:cx="http://schemas.microsoft.com/office/drawing/2014/chartex">
+          <mc:Fallback xmlns:cx="http://schemas.microsoft.com/office/drawing/2014/chartex" xmlns:cx1="http://schemas.microsoft.com/office/drawing/2015/9/8/chartex" xmlns:cx2="http://schemas.microsoft.com/office/drawing/2015/10/21/chartex" xmlns:cx3="http://schemas.microsoft.com/office/drawing/2016/5/9/chartex" xmlns:cx4="http://schemas.microsoft.com/office/drawing/2016/5/10/chartex" xmlns:cx5="http://schemas.microsoft.com/office/drawing/2016/5/11/chartex" xmlns:cx6="http://schemas.microsoft.com/office/drawing/2016/5/12/chartex" xmlns:cx7="http://schemas.microsoft.com/office/drawing/2016/5/13/chartex" xmlns:cx8="http://schemas.microsoft.com/office/drawing/2016/5/14/chartex" xmlns:w15="http://schemas.microsoft.com/office/word/2012/wordml" xmlns:wpsCustomData="http://www.wps.cn/officeDocument/2013/wpsCustomData">
             <w:pict>
               <v:shape id="Graphic 18" o:spid="_x0000_s1026" o:spt="100" style="position:absolute;left:0pt;margin-left:46.7pt;margin-top:16.55pt;height:1.45pt;width:504.75pt;mso-position-horizontal-relative:page;mso-wrap-distance-bottom:0pt;mso-wrap-distance-top:0pt;z-index:-251655168;mso-width-relative:page;mso-height-relative:page;" fillcolor="#000000" filled="t" stroked="f" coordsize="6410325,18415" o:gfxdata="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" path="m6410325,0l0,0,0,18412,6410325,18412,6410325,0xe">
                 <v:fill on="t" focussize="0,0"/>
@@ -6695,6 +6698,232 @@
     </w:lvl>
   </w:abstractNum>
   <w:abstractNum w:abstractNumId="2">
+    <w:nsid w:val="25207128"/>
+    <w:multiLevelType w:val="hybridMultilevel"/>
+    <w:tmpl w:val="45A413BE"/>
+    <w:lvl w:ilvl="0" w:tplc="40090001">
+      <w:start w:val="1"/>
+      <w:numFmt w:val="bullet"/>
+      <w:lvlText w:val=""/>
+      <w:lvlJc w:val="left"/>
+      <w:pPr>
+        <w:ind w:left="519" w:hanging="360"/>
+      </w:pPr>
+      <w:rPr>
+        <w:rFonts w:ascii="Symbol" w:hAnsi="Symbol" w:hint="default"/>
+      </w:rPr>
+    </w:lvl>
+    <w:lvl w:ilvl="1" w:tplc="40090003" w:tentative="1">
+      <w:start w:val="1"/>
+      <w:numFmt w:val="bullet"/>
+      <w:lvlText w:val="o"/>
+      <w:lvlJc w:val="left"/>
+      <w:pPr>
+        <w:ind w:left="1239" w:hanging="360"/>
+      </w:pPr>
+      <w:rPr>
+        <w:rFonts w:ascii="Courier New" w:hAnsi="Courier New" w:cs="Courier New" w:hint="default"/>
+      </w:rPr>
+    </w:lvl>
+    <w:lvl w:ilvl="2" w:tplc="40090005" w:tentative="1">
+      <w:start w:val="1"/>
+      <w:numFmt w:val="bullet"/>
+      <w:lvlText w:val=""/>
+      <w:lvlJc w:val="left"/>
+      <w:pPr>
+        <w:ind w:left="1959" w:hanging="360"/>
+      </w:pPr>
+      <w:rPr>
+        <w:rFonts w:ascii="Wingdings" w:hAnsi="Wingdings" w:hint="default"/>
+      </w:rPr>
+    </w:lvl>
+    <w:lvl w:ilvl="3" w:tplc="40090001" w:tentative="1">
+      <w:start w:val="1"/>
+      <w:numFmt w:val="bullet"/>
+      <w:lvlText w:val=""/>
+      <w:lvlJc w:val="left"/>
+      <w:pPr>
+        <w:ind w:left="2679" w:hanging="360"/>
+      </w:pPr>
+      <w:rPr>
+        <w:rFonts w:ascii="Symbol" w:hAnsi="Symbol" w:hint="default"/>
+      </w:rPr>
+    </w:lvl>
+    <w:lvl w:ilvl="4" w:tplc="40090003" w:tentative="1">
+      <w:start w:val="1"/>
+      <w:numFmt w:val="bullet"/>
+      <w:lvlText w:val="o"/>
+      <w:lvlJc w:val="left"/>
+      <w:pPr>
+        <w:ind w:left="3399" w:hanging="360"/>
+      </w:pPr>
+      <w:rPr>
+        <w:rFonts w:ascii="Courier New" w:hAnsi="Courier New" w:cs="Courier New" w:hint="default"/>
+      </w:rPr>
+    </w:lvl>
+    <w:lvl w:ilvl="5" w:tplc="40090005" w:tentative="1">
+      <w:start w:val="1"/>
+      <w:numFmt w:val="bullet"/>
+      <w:lvlText w:val=""/>
+      <w:lvlJc w:val="left"/>
+      <w:pPr>
+        <w:ind w:left="4119" w:hanging="360"/>
+      </w:pPr>
+      <w:rPr>
+        <w:rFonts w:ascii="Wingdings" w:hAnsi="Wingdings" w:hint="default"/>
+      </w:rPr>
+    </w:lvl>
+    <w:lvl w:ilvl="6" w:tplc="40090001" w:tentative="1">
+      <w:start w:val="1"/>
+      <w:numFmt w:val="bullet"/>
+      <w:lvlText w:val=""/>
+      <w:lvlJc w:val="left"/>
+      <w:pPr>
+        <w:ind w:left="4839" w:hanging="360"/>
+      </w:pPr>
+      <w:rPr>
+        <w:rFonts w:ascii="Symbol" w:hAnsi="Symbol" w:hint="default"/>
+      </w:rPr>
+    </w:lvl>
+    <w:lvl w:ilvl="7" w:tplc="40090003" w:tentative="1">
+      <w:start w:val="1"/>
+      <w:numFmt w:val="bullet"/>
+      <w:lvlText w:val="o"/>
+      <w:lvlJc w:val="left"/>
+      <w:pPr>
+        <w:ind w:left="5559" w:hanging="360"/>
+      </w:pPr>
+      <w:rPr>
+        <w:rFonts w:ascii="Courier New" w:hAnsi="Courier New" w:cs="Courier New" w:hint="default"/>
+      </w:rPr>
+    </w:lvl>
+    <w:lvl w:ilvl="8" w:tplc="40090005" w:tentative="1">
+      <w:start w:val="1"/>
+      <w:numFmt w:val="bullet"/>
+      <w:lvlText w:val=""/>
+      <w:lvlJc w:val="left"/>
+      <w:pPr>
+        <w:ind w:left="6279" w:hanging="360"/>
+      </w:pPr>
+      <w:rPr>
+        <w:rFonts w:ascii="Wingdings" w:hAnsi="Wingdings" w:hint="default"/>
+      </w:rPr>
+    </w:lvl>
+  </w:abstractNum>
+  <w:abstractNum w:abstractNumId="3">
+    <w:nsid w:val="28D07462"/>
+    <w:multiLevelType w:val="hybridMultilevel"/>
+    <w:tmpl w:val="2F50627E"/>
+    <w:lvl w:ilvl="0" w:tplc="40090001">
+      <w:start w:val="1"/>
+      <w:numFmt w:val="bullet"/>
+      <w:lvlText w:val=""/>
+      <w:lvlJc w:val="left"/>
+      <w:pPr>
+        <w:ind w:left="519" w:hanging="360"/>
+      </w:pPr>
+      <w:rPr>
+        <w:rFonts w:ascii="Symbol" w:hAnsi="Symbol" w:hint="default"/>
+      </w:rPr>
+    </w:lvl>
+    <w:lvl w:ilvl="1" w:tplc="40090003" w:tentative="1">
+      <w:start w:val="1"/>
+      <w:numFmt w:val="bullet"/>
+      <w:lvlText w:val="o"/>
+      <w:lvlJc w:val="left"/>
+      <w:pPr>
+        <w:ind w:left="1239" w:hanging="360"/>
+      </w:pPr>
+      <w:rPr>
+        <w:rFonts w:ascii="Courier New" w:hAnsi="Courier New" w:cs="Courier New" w:hint="default"/>
+      </w:rPr>
+    </w:lvl>
+    <w:lvl w:ilvl="2" w:tplc="40090005" w:tentative="1">
+      <w:start w:val="1"/>
+      <w:numFmt w:val="bullet"/>
+      <w:lvlText w:val=""/>
+      <w:lvlJc w:val="left"/>
+      <w:pPr>
+        <w:ind w:left="1959" w:hanging="360"/>
+      </w:pPr>
+      <w:rPr>
+        <w:rFonts w:ascii="Wingdings" w:hAnsi="Wingdings" w:hint="default"/>
+      </w:rPr>
+    </w:lvl>
+    <w:lvl w:ilvl="3" w:tplc="40090001" w:tentative="1">
+      <w:start w:val="1"/>
+      <w:numFmt w:val="bullet"/>
+      <w:lvlText w:val=""/>
+      <w:lvlJc w:val="left"/>
+      <w:pPr>
+        <w:ind w:left="2679" w:hanging="360"/>
+      </w:pPr>
+      <w:rPr>
+        <w:rFonts w:ascii="Symbol" w:hAnsi="Symbol" w:hint="default"/>
+      </w:rPr>
+    </w:lvl>
+    <w:lvl w:ilvl="4" w:tplc="40090003" w:tentative="1">
+      <w:start w:val="1"/>
+      <w:numFmt w:val="bullet"/>
+      <w:lvlText w:val="o"/>
+      <w:lvlJc w:val="left"/>
+      <w:pPr>
+        <w:ind w:left="3399" w:hanging="360"/>
+      </w:pPr>
+      <w:rPr>
+        <w:rFonts w:ascii="Courier New" w:hAnsi="Courier New" w:cs="Courier New" w:hint="default"/>
+      </w:rPr>
+    </w:lvl>
+    <w:lvl w:ilvl="5" w:tplc="40090005" w:tentative="1">
+      <w:start w:val="1"/>
+      <w:numFmt w:val="bullet"/>
+      <w:lvlText w:val=""/>
+      <w:lvlJc w:val="left"/>
+      <w:pPr>
+        <w:ind w:left="4119" w:hanging="360"/>
+      </w:pPr>
+      <w:rPr>
+        <w:rFonts w:ascii="Wingdings" w:hAnsi="Wingdings" w:hint="default"/>
+      </w:rPr>
+    </w:lvl>
+    <w:lvl w:ilvl="6" w:tplc="40090001" w:tentative="1">
+      <w:start w:val="1"/>
+      <w:numFmt w:val="bullet"/>
+      <w:lvlText w:val=""/>
+      <w:lvlJc w:val="left"/>
+      <w:pPr>
+        <w:ind w:left="4839" w:hanging="360"/>
+      </w:pPr>
+      <w:rPr>
+        <w:rFonts w:ascii="Symbol" w:hAnsi="Symbol" w:hint="default"/>
+      </w:rPr>
+    </w:lvl>
+    <w:lvl w:ilvl="7" w:tplc="40090003" w:tentative="1">
+      <w:start w:val="1"/>
+      <w:numFmt w:val="bullet"/>
+      <w:lvlText w:val="o"/>
+      <w:lvlJc w:val="left"/>
+      <w:pPr>
+        <w:ind w:left="5559" w:hanging="360"/>
+      </w:pPr>
+      <w:rPr>
+        <w:rFonts w:ascii="Courier New" w:hAnsi="Courier New" w:cs="Courier New" w:hint="default"/>
+      </w:rPr>
+    </w:lvl>
+    <w:lvl w:ilvl="8" w:tplc="40090005" w:tentative="1">
+      <w:start w:val="1"/>
+      <w:numFmt w:val="bullet"/>
+      <w:lvlText w:val=""/>
+      <w:lvlJc w:val="left"/>
+      <w:pPr>
+        <w:ind w:left="6279" w:hanging="360"/>
+      </w:pPr>
+      <w:rPr>
+        <w:rFonts w:ascii="Wingdings" w:hAnsi="Wingdings" w:hint="default"/>
+      </w:rPr>
+    </w:lvl>
+  </w:abstractNum>
+  <w:abstractNum w:abstractNumId="4">
     <w:nsid w:val="32744FB2"/>
     <w:multiLevelType w:val="multilevel"/>
     <w:tmpl w:val="32744FB2"/>
@@ -6843,7 +7072,7 @@
       </w:rPr>
     </w:lvl>
   </w:abstractNum>
-  <w:abstractNum w:abstractNumId="3">
+  <w:abstractNum w:abstractNumId="5">
     <w:nsid w:val="3D60434B"/>
     <w:multiLevelType w:val="multilevel"/>
     <w:tmpl w:val="3D60434B"/>
@@ -6956,7 +7185,7 @@
       </w:rPr>
     </w:lvl>
   </w:abstractNum>
-  <w:abstractNum w:abstractNumId="4">
+  <w:abstractNum w:abstractNumId="6">
     <w:nsid w:val="3FEE5CC4"/>
     <w:multiLevelType w:val="multilevel"/>
     <w:tmpl w:val="3FEE5CC4"/>
@@ -7069,17 +7298,243 @@
       </w:rPr>
     </w:lvl>
   </w:abstractNum>
+  <w:abstractNum w:abstractNumId="7">
+    <w:nsid w:val="52A82DEC"/>
+    <w:multiLevelType w:val="hybridMultilevel"/>
+    <w:tmpl w:val="E63C2720"/>
+    <w:lvl w:ilvl="0" w:tplc="40090001">
+      <w:start w:val="1"/>
+      <w:numFmt w:val="bullet"/>
+      <w:lvlText w:val=""/>
+      <w:lvlJc w:val="left"/>
+      <w:pPr>
+        <w:ind w:left="519" w:hanging="360"/>
+      </w:pPr>
+      <w:rPr>
+        <w:rFonts w:ascii="Symbol" w:hAnsi="Symbol" w:hint="default"/>
+      </w:rPr>
+    </w:lvl>
+    <w:lvl w:ilvl="1" w:tplc="40090003" w:tentative="1">
+      <w:start w:val="1"/>
+      <w:numFmt w:val="bullet"/>
+      <w:lvlText w:val="o"/>
+      <w:lvlJc w:val="left"/>
+      <w:pPr>
+        <w:ind w:left="1239" w:hanging="360"/>
+      </w:pPr>
+      <w:rPr>
+        <w:rFonts w:ascii="Courier New" w:hAnsi="Courier New" w:cs="Courier New" w:hint="default"/>
+      </w:rPr>
+    </w:lvl>
+    <w:lvl w:ilvl="2" w:tplc="40090005" w:tentative="1">
+      <w:start w:val="1"/>
+      <w:numFmt w:val="bullet"/>
+      <w:lvlText w:val=""/>
+      <w:lvlJc w:val="left"/>
+      <w:pPr>
+        <w:ind w:left="1959" w:hanging="360"/>
+      </w:pPr>
+      <w:rPr>
+        <w:rFonts w:ascii="Wingdings" w:hAnsi="Wingdings" w:hint="default"/>
+      </w:rPr>
+    </w:lvl>
+    <w:lvl w:ilvl="3" w:tplc="40090001" w:tentative="1">
+      <w:start w:val="1"/>
+      <w:numFmt w:val="bullet"/>
+      <w:lvlText w:val=""/>
+      <w:lvlJc w:val="left"/>
+      <w:pPr>
+        <w:ind w:left="2679" w:hanging="360"/>
+      </w:pPr>
+      <w:rPr>
+        <w:rFonts w:ascii="Symbol" w:hAnsi="Symbol" w:hint="default"/>
+      </w:rPr>
+    </w:lvl>
+    <w:lvl w:ilvl="4" w:tplc="40090003" w:tentative="1">
+      <w:start w:val="1"/>
+      <w:numFmt w:val="bullet"/>
+      <w:lvlText w:val="o"/>
+      <w:lvlJc w:val="left"/>
+      <w:pPr>
+        <w:ind w:left="3399" w:hanging="360"/>
+      </w:pPr>
+      <w:rPr>
+        <w:rFonts w:ascii="Courier New" w:hAnsi="Courier New" w:cs="Courier New" w:hint="default"/>
+      </w:rPr>
+    </w:lvl>
+    <w:lvl w:ilvl="5" w:tplc="40090005" w:tentative="1">
+      <w:start w:val="1"/>
+      <w:numFmt w:val="bullet"/>
+      <w:lvlText w:val=""/>
+      <w:lvlJc w:val="left"/>
+      <w:pPr>
+        <w:ind w:left="4119" w:hanging="360"/>
+      </w:pPr>
+      <w:rPr>
+        <w:rFonts w:ascii="Wingdings" w:hAnsi="Wingdings" w:hint="default"/>
+      </w:rPr>
+    </w:lvl>
+    <w:lvl w:ilvl="6" w:tplc="40090001" w:tentative="1">
+      <w:start w:val="1"/>
+      <w:numFmt w:val="bullet"/>
+      <w:lvlText w:val=""/>
+      <w:lvlJc w:val="left"/>
+      <w:pPr>
+        <w:ind w:left="4839" w:hanging="360"/>
+      </w:pPr>
+      <w:rPr>
+        <w:rFonts w:ascii="Symbol" w:hAnsi="Symbol" w:hint="default"/>
+      </w:rPr>
+    </w:lvl>
+    <w:lvl w:ilvl="7" w:tplc="40090003" w:tentative="1">
+      <w:start w:val="1"/>
+      <w:numFmt w:val="bullet"/>
+      <w:lvlText w:val="o"/>
+      <w:lvlJc w:val="left"/>
+      <w:pPr>
+        <w:ind w:left="5559" w:hanging="360"/>
+      </w:pPr>
+      <w:rPr>
+        <w:rFonts w:ascii="Courier New" w:hAnsi="Courier New" w:cs="Courier New" w:hint="default"/>
+      </w:rPr>
+    </w:lvl>
+    <w:lvl w:ilvl="8" w:tplc="40090005" w:tentative="1">
+      <w:start w:val="1"/>
+      <w:numFmt w:val="bullet"/>
+      <w:lvlText w:val=""/>
+      <w:lvlJc w:val="left"/>
+      <w:pPr>
+        <w:ind w:left="6279" w:hanging="360"/>
+      </w:pPr>
+      <w:rPr>
+        <w:rFonts w:ascii="Wingdings" w:hAnsi="Wingdings" w:hint="default"/>
+      </w:rPr>
+    </w:lvl>
+  </w:abstractNum>
+  <w:abstractNum w:abstractNumId="8">
+    <w:nsid w:val="71D539F5"/>
+    <w:multiLevelType w:val="hybridMultilevel"/>
+    <w:tmpl w:val="970AF1F0"/>
+    <w:lvl w:ilvl="0" w:tplc="40090001">
+      <w:start w:val="1"/>
+      <w:numFmt w:val="bullet"/>
+      <w:lvlText w:val=""/>
+      <w:lvlJc w:val="left"/>
+      <w:pPr>
+        <w:ind w:left="519" w:hanging="360"/>
+      </w:pPr>
+      <w:rPr>
+        <w:rFonts w:ascii="Symbol" w:hAnsi="Symbol" w:hint="default"/>
+      </w:rPr>
+    </w:lvl>
+    <w:lvl w:ilvl="1" w:tplc="40090003" w:tentative="1">
+      <w:start w:val="1"/>
+      <w:numFmt w:val="bullet"/>
+      <w:lvlText w:val="o"/>
+      <w:lvlJc w:val="left"/>
+      <w:pPr>
+        <w:ind w:left="1239" w:hanging="360"/>
+      </w:pPr>
+      <w:rPr>
+        <w:rFonts w:ascii="Courier New" w:hAnsi="Courier New" w:cs="Courier New" w:hint="default"/>
+      </w:rPr>
+    </w:lvl>
+    <w:lvl w:ilvl="2" w:tplc="40090005" w:tentative="1">
+      <w:start w:val="1"/>
+      <w:numFmt w:val="bullet"/>
+      <w:lvlText w:val=""/>
+      <w:lvlJc w:val="left"/>
+      <w:pPr>
+        <w:ind w:left="1959" w:hanging="360"/>
+      </w:pPr>
+      <w:rPr>
+        <w:rFonts w:ascii="Wingdings" w:hAnsi="Wingdings" w:hint="default"/>
+      </w:rPr>
+    </w:lvl>
+    <w:lvl w:ilvl="3" w:tplc="40090001" w:tentative="1">
+      <w:start w:val="1"/>
+      <w:numFmt w:val="bullet"/>
+      <w:lvlText w:val=""/>
+      <w:lvlJc w:val="left"/>
+      <w:pPr>
+        <w:ind w:left="2679" w:hanging="360"/>
+      </w:pPr>
+      <w:rPr>
+        <w:rFonts w:ascii="Symbol" w:hAnsi="Symbol" w:hint="default"/>
+      </w:rPr>
+    </w:lvl>
+    <w:lvl w:ilvl="4" w:tplc="40090003" w:tentative="1">
+      <w:start w:val="1"/>
+      <w:numFmt w:val="bullet"/>
+      <w:lvlText w:val="o"/>
+      <w:lvlJc w:val="left"/>
+      <w:pPr>
+        <w:ind w:left="3399" w:hanging="360"/>
+      </w:pPr>
+      <w:rPr>
+        <w:rFonts w:ascii="Courier New" w:hAnsi="Courier New" w:cs="Courier New" w:hint="default"/>
+      </w:rPr>
+    </w:lvl>
+    <w:lvl w:ilvl="5" w:tplc="40090005" w:tentative="1">
+      <w:start w:val="1"/>
+      <w:numFmt w:val="bullet"/>
+      <w:lvlText w:val=""/>
+      <w:lvlJc w:val="left"/>
+      <w:pPr>
+        <w:ind w:left="4119" w:hanging="360"/>
+      </w:pPr>
+      <w:rPr>
+        <w:rFonts w:ascii="Wingdings" w:hAnsi="Wingdings" w:hint="default"/>
+      </w:rPr>
+    </w:lvl>
+    <w:lvl w:ilvl="6" w:tplc="40090001" w:tentative="1">
+      <w:start w:val="1"/>
+      <w:numFmt w:val="bullet"/>
+      <w:lvlText w:val=""/>
+      <w:lvlJc w:val="left"/>
+      <w:pPr>
+        <w:ind w:left="4839" w:hanging="360"/>
+      </w:pPr>
+      <w:rPr>
+        <w:rFonts w:ascii="Symbol" w:hAnsi="Symbol" w:hint="default"/>
+      </w:rPr>
+    </w:lvl>
+    <w:lvl w:ilvl="7" w:tplc="40090003" w:tentative="1">
+      <w:start w:val="1"/>
+      <w:numFmt w:val="bullet"/>
+      <w:lvlText w:val="o"/>
+      <w:lvlJc w:val="left"/>
+      <w:pPr>
+        <w:ind w:left="5559" w:hanging="360"/>
+      </w:pPr>
+      <w:rPr>
+        <w:rFonts w:ascii="Courier New" w:hAnsi="Courier New" w:cs="Courier New" w:hint="default"/>
+      </w:rPr>
+    </w:lvl>
+    <w:lvl w:ilvl="8" w:tplc="40090005" w:tentative="1">
+      <w:start w:val="1"/>
+      <w:numFmt w:val="bullet"/>
+      <w:lvlText w:val=""/>
+      <w:lvlJc w:val="left"/>
+      <w:pPr>
+        <w:ind w:left="6279" w:hanging="360"/>
+      </w:pPr>
+      <w:rPr>
+        <w:rFonts w:ascii="Wingdings" w:hAnsi="Wingdings" w:hint="default"/>
+      </w:rPr>
+    </w:lvl>
+  </w:abstractNum>
   <w:num w:numId="1">
     <w:abstractNumId w:val="0"/>
   </w:num>
   <w:num w:numId="2">
-    <w:abstractNumId w:val="3"/>
+    <w:abstractNumId w:val="5"/>
   </w:num>
   <w:num w:numId="3">
-    <w:abstractNumId w:val="4"/>
+    <w:abstractNumId w:val="6"/>
   </w:num>
   <w:num w:numId="4">
-    <w:abstractNumId w:val="2"/>
+    <w:abstractNumId w:val="4"/>
   </w:num>
   <w:num w:numId="5">
     <w:abstractNumId w:val="1"/>
@@ -7088,7 +7543,19 @@
     <w:abstractNumId w:val="1"/>
   </w:num>
   <w:num w:numId="7">
+    <w:abstractNumId w:val="4"/>
+  </w:num>
+  <w:num w:numId="8">
     <w:abstractNumId w:val="2"/>
+  </w:num>
+  <w:num w:numId="9">
+    <w:abstractNumId w:val="3"/>
+  </w:num>
+  <w:num w:numId="10">
+    <w:abstractNumId w:val="8"/>
+  </w:num>
+  <w:num w:numId="11">
+    <w:abstractNumId w:val="7"/>
   </w:num>
 </w:numbering>
 </file>
@@ -7246,6 +7713,7 @@
     <w:name w:val="Normal"/>
     <w:uiPriority w:val="1"/>
     <w:qFormat/>
+    <w:rsid w:val="00A62E49"/>
     <w:pPr>
       <w:widowControl w:val="0"/>
       <w:autoSpaceDE w:val="0"/>
@@ -7674,6 +8142,7 @@
     <w:name w:val="Normal"/>
     <w:uiPriority w:val="1"/>
     <w:qFormat/>
+    <w:rsid w:val="00A62E49"/>
     <w:pPr>
       <w:widowControl w:val="0"/>
       <w:autoSpaceDE w:val="0"/>
